--- a/word_reports/LP_0158_위치_177_Gigliola Cinquetti_Gold S.docx
+++ b/word_reports/LP_0158_위치_177_Gigliola Cinquetti_Gold S.docx
@@ -4,7 +4,7 @@
   <w:body>
     <w:p>
       <w:pPr>
-        <w:spacing w:after="280"/>
+        <w:spacing w:after="80"/>
       </w:pPr>
       <w:r>
         <w:rPr w:rFonts="맑은 고딕">
@@ -13,94 +13,47 @@
           <w:color w:val="1E3A8A"/>
           <w:sz w:val="30"/>
         </w:rPr>
-        <w:t>[177] Gigliola Cinquetti - Gold Superdisc</w:t>
+        <w:t>Gigliola Cinquetti (질리올라 친퀘티) - Gold Superdisc</w:t>
       </w:r>
     </w:p>
     <w:p>
       <w:pPr>
-        <w:spacing w:after="320"/>
+        <w:spacing w:after="240"/>
       </w:pPr>
       <w:r>
         <w:rPr w:rFonts="맑은 고딕">
           <w:rFonts w:ascii="맑은 고딕" w:hAnsi="맑은 고딕" w:eastAsia="맑은 고딕"/>
           <w:b/>
-          <w:sz w:val="20"/>
+          <w:color w:val="4B5563"/>
+          <w:sz w:val="22"/>
         </w:rPr>
-        <w:t>■ 위치 : 177</w:t>
-        <w:br/>
-      </w:r>
-      <w:r>
-        <w:rPr w:rFonts="맑은 고딕">
-          <w:rFonts w:ascii="맑은 고딕" w:hAnsi="맑은 고딕" w:eastAsia="맑은 고딕"/>
-          <w:b/>
-          <w:sz w:val="20"/>
-        </w:rPr>
-        <w:t>■ 아티스트 : Gigliola Cinquetti</w:t>
-        <w:br/>
-      </w:r>
-      <w:r>
-        <w:rPr w:rFonts="맑은 고딕">
-          <w:rFonts w:ascii="맑은 고딕" w:hAnsi="맑은 고딕" w:eastAsia="맑은 고딕"/>
-          <w:b/>
-          <w:sz w:val="20"/>
-        </w:rPr>
-        <w:t>■ 앨범명 : Gold Superdisc</w:t>
-        <w:br/>
-      </w:r>
-      <w:r>
-        <w:rPr w:rFonts="맑은 고딕">
-          <w:rFonts w:ascii="맑은 고딕" w:hAnsi="맑은 고딕" w:eastAsia="맑은 고딕"/>
-          <w:b w:val="0"/>
-          <w:sz w:val="20"/>
-        </w:rPr>
-        <w:t>■ 음반 레이블 : Seven Seas / CGD</w:t>
-        <w:br/>
-      </w:r>
-      <w:r>
-        <w:rPr w:rFonts="맑은 고딕">
-          <w:rFonts w:ascii="맑은 고딕" w:hAnsi="맑은 고딕" w:eastAsia="맑은 고딕"/>
-          <w:b w:val="0"/>
-          <w:sz w:val="20"/>
-        </w:rPr>
-        <w:t>■ 발매년도 : 1977</w:t>
-        <w:br/>
-      </w:r>
-      <w:r>
-        <w:rPr w:rFonts="맑은 고딕">
-          <w:rFonts w:ascii="맑은 고딕" w:hAnsi="맑은 고딕" w:eastAsia="맑은 고딕"/>
-          <w:b w:val="0"/>
-          <w:sz w:val="20"/>
-        </w:rPr>
-        <w:t>■ 장르 : 칸초네 (Canzone), 이탈리안 팝 (Italian Pop)</w:t>
-        <w:br/>
-      </w:r>
-      <w:r>
-        <w:rPr w:rFonts="맑은 고딕">
-          <w:rFonts w:ascii="맑은 고딕" w:hAnsi="맑은 고딕" w:eastAsia="맑은 고딕"/>
-          <w:b w:val="0"/>
-          <w:sz w:val="20"/>
-        </w:rPr>
-        <w:t>■ 주요 수록곡 : 1. Non Ho L'Età (Per Amarti)</w:t>
-        <w:br/>
+        <w:t>위치 :  177</w:t>
       </w:r>
     </w:p>
     <w:p>
       <w:pPr>
-        <w:spacing w:after="160"/>
+        <w:spacing w:line="324" w:lineRule="auto" w:before="80" w:after="160"/>
       </w:pPr>
       <w:r>
         <w:rPr w:rFonts="맑은 고딕">
           <w:rFonts w:ascii="맑은 고딕" w:hAnsi="맑은 고딕" w:eastAsia="맑은 고딕"/>
           <w:b/>
           <w:color w:val="1F2937"/>
-          <w:sz w:val="24"/>
+          <w:sz w:val="22"/>
         </w:rPr>
-        <w:t>■ 음반 해설 및 감상 가이드</w:t>
+        <w:t xml:space="preserve">[음반 소개] </w:t>
+      </w:r>
+      <w:r>
+        <w:rPr w:rFonts="맑은 고딕">
+          <w:rFonts w:ascii="맑은 고딕" w:hAnsi="맑은 고딕" w:eastAsia="맑은 고딕"/>
+          <w:b w:val="0"/>
+          <w:sz w:val="21"/>
+        </w:rPr>
       </w:r>
     </w:p>
     <w:p>
       <w:pPr>
-        <w:spacing w:line="312" w:lineRule="auto" w:after="120"/>
+        <w:spacing w:line="324" w:lineRule="auto" w:after="120"/>
       </w:pPr>
       <w:r>
         <w:rPr w:rFonts="맑은 고딕">
@@ -108,51 +61,516 @@
           <w:b w:val="0"/>
           <w:sz w:val="21"/>
         </w:rPr>
-        <w:t>이탈리아 칸초네의 영원한 연인이자 거장, 질리오라 칭쿠에티(Gigliola Cinquetti)의 명곡들을 정밀하게 집대성한 &lt;Gold Superdisc&gt;는 1970년대 아시아 음악 시장에서 그녀가 누렸던 독보적인 위상을 증명하는 명품 베스트 음반입니다. 1964년, 단 16세의 어린 나이에 유로비전 송 콘테스트에서 우승하며 전 세계적인 신드롬을 일으킨 칭쿠에티는 특유의 청순함과 깊은 감성을 겸비한 보컬로 칸초네를 글로벌 대중음악의 반열에 올려놓았습니다. 본 음반은 뛰어난 오디오필 기술력을 바탕으로 제작되어, 그녀의 골든 에라를 수놓은 대표작들을 고음질 아날로그 사운드로 감상할 수 있는 독보적인 가치를 지닙니다.</w:t>
+        <w:t>질리올라 친퀘티의 청아하고 투명한 음색은 1960~70년대 지중해의 눈부신 햇살과 낭만을 오롯이 머금은 이탈리안 칸초네의 황금기를 상징하는 영원한 표상입니다. 본 작 『Gold Superdisc』는 열여섯 소녀의 순백의 서정에서 시작하여 원숙한 디바로 거듭나기까지 그녀의 가장 빛나는 순간들을 고순도 아날로그 사운드로 포착해 낸 명음반입니다. 세월의 풍화를 견뎌낸 그녀의 청명한 울림은 여전히 회전하는 바이닐 위에서 아련한 노스탤지어와 순수한 예술적 감동을 품격 있게 길어 올립니다.</w:t>
       </w:r>
     </w:p>
     <w:p>
       <w:pPr>
-        <w:spacing w:line="312" w:lineRule="auto" w:after="120"/>
+        <w:spacing w:line="324" w:lineRule="auto" w:before="200" w:after="80"/>
       </w:pPr>
+      <w:r>
+        <w:rPr w:rFonts="맑은 고딕">
+          <w:rFonts w:ascii="맑은 고딕" w:hAnsi="맑은 고딕" w:eastAsia="맑은 고딕"/>
+          <w:b/>
+          <w:color w:val="1E3A8A"/>
+          <w:sz w:val="24"/>
+        </w:rPr>
+        <w:t>1. 음반 데이터</w:t>
+      </w:r>
+    </w:p>
+    <w:p>
+      <w:pPr>
+        <w:spacing w:line="324" w:lineRule="auto" w:after="80"/>
+      </w:pPr>
+      <w:r>
+        <w:rPr w:rFonts="맑은 고딕">
+          <w:rFonts w:ascii="맑은 고딕" w:hAnsi="맑은 고딕" w:eastAsia="맑은 고딕"/>
+          <w:b w:val="0"/>
+          <w:color w:val="6B7280"/>
+          <w:sz w:val="21"/>
+        </w:rPr>
+        <w:t xml:space="preserve">· </w:t>
+      </w:r>
+      <w:r>
+        <w:rPr w:rFonts="맑은 고딕">
+          <w:rFonts w:ascii="맑은 고딕" w:hAnsi="맑은 고딕" w:eastAsia="맑은 고딕"/>
+          <w:b/>
+          <w:color w:val="1F2937"/>
+          <w:sz w:val="21"/>
+        </w:rPr>
+        <w:t xml:space="preserve">앨범명: </w:t>
+      </w:r>
       <w:r>
         <w:rPr w:rFonts="맑은 고딕">
           <w:rFonts w:ascii="맑은 고딕" w:hAnsi="맑은 고딕" w:eastAsia="맑은 고딕"/>
           <w:b w:val="0"/>
           <w:sz w:val="21"/>
         </w:rPr>
-        <w:t>질리오라 칭쿠에티의 보컬은 맑고 깨끗한 음색 속에서도 은은한 서정성과 단단한 가창력을 내포하고 있습니다. 그녀의 목소리는 화려한 기교에 의존하기보다 절제된 감정 표현과 진정성 어린 전달력으로 청자의 마음을 깊이 울립니다. 음반 전반에 걸쳐 흐르는 풍성한 오케스트라 편곡과 이탈리아 음악 특유의 드라마틱한 멜로디 라인은 칭쿠에티의 맑은 은빛 보컬과 완벽한 조화를 이루며, 칸초네라는 장르가 지닌 미학적 정점을 선사합니다.</w:t>
+        <w:t>Gold Superdisc</w:t>
       </w:r>
     </w:p>
     <w:p>
       <w:pPr>
-        <w:spacing w:line="312" w:lineRule="auto" w:after="120"/>
+        <w:spacing w:line="324" w:lineRule="auto" w:after="80"/>
       </w:pPr>
+      <w:r>
+        <w:rPr w:rFonts="맑은 고딕">
+          <w:rFonts w:ascii="맑은 고딕" w:hAnsi="맑은 고딕" w:eastAsia="맑은 고딕"/>
+          <w:b w:val="0"/>
+          <w:color w:val="6B7280"/>
+          <w:sz w:val="21"/>
+        </w:rPr>
+        <w:t xml:space="preserve">· </w:t>
+      </w:r>
+      <w:r>
+        <w:rPr w:rFonts="맑은 고딕">
+          <w:rFonts w:ascii="맑은 고딕" w:hAnsi="맑은 고딕" w:eastAsia="맑은 고딕"/>
+          <w:b/>
+          <w:color w:val="1F2937"/>
+          <w:sz w:val="21"/>
+        </w:rPr>
+        <w:t xml:space="preserve">아티스트: </w:t>
+      </w:r>
       <w:r>
         <w:rPr w:rFonts="맑은 고딕">
           <w:rFonts w:ascii="맑은 고딕" w:hAnsi="맑은 고딕" w:eastAsia="맑은 고딕"/>
           <w:b w:val="0"/>
           <w:sz w:val="21"/>
         </w:rPr>
-        <w:t>수록곡 중 단연 돋보이는 곡은 그녀를 세계적 스타덤에 올린 데뷔작 'Non Ho L'Età'입니다. 수줍지만 솔직한 사랑의 고백을 담은 이 곡은 아날로그 텍스처를 통해 한층 더 아늑하고 따뜻한 향수를 자극합니다. 또한 한국에서도 폭발적인 사랑을 받은 'La Pioggia'의 경쾌하고 경쾌한 멜로디와, 산레모 가요제 우승작인 'Dio Come Ti Amo'의 웅장하고 호소력 짙은 감정선은 그녀의 음악적 스펙트럼이 얼마나 넓은지를 잘 보여줍니다. 더불어 성숙한 여인의 감성을 노래한 'Alle Porte Del Sole'에 이르기까지, 수록된 모든 트랙이 칸초네의 황금기를 대표하는 명곡들로 채워져 있습니다.</w:t>
+        <w:t>Gigliola Cinquetti (질리올라 친퀘티)</w:t>
       </w:r>
     </w:p>
     <w:p>
       <w:pPr>
-        <w:spacing w:line="312" w:lineRule="auto" w:after="120"/>
+        <w:spacing w:line="324" w:lineRule="auto" w:after="80"/>
       </w:pPr>
+      <w:r>
+        <w:rPr w:rFonts="맑은 고딕">
+          <w:rFonts w:ascii="맑은 고딕" w:hAnsi="맑은 고딕" w:eastAsia="맑은 고딕"/>
+          <w:b w:val="0"/>
+          <w:color w:val="6B7280"/>
+          <w:sz w:val="21"/>
+        </w:rPr>
+        <w:t xml:space="preserve">· </w:t>
+      </w:r>
+      <w:r>
+        <w:rPr w:rFonts="맑은 고딕">
+          <w:rFonts w:ascii="맑은 고딕" w:hAnsi="맑은 고딕" w:eastAsia="맑은 고딕"/>
+          <w:b/>
+          <w:color w:val="1F2937"/>
+          <w:sz w:val="21"/>
+        </w:rPr>
+        <w:t xml:space="preserve">발매 정보: </w:t>
+      </w:r>
       <w:r>
         <w:rPr w:rFonts="맑은 고딕">
           <w:rFonts w:ascii="맑은 고딕" w:hAnsi="맑은 고딕" w:eastAsia="맑은 고딕"/>
           <w:b w:val="0"/>
           <w:sz w:val="21"/>
         </w:rPr>
-        <w:t>LP 음반으로서 이 앨범은 그루브 하나하나에 담긴 아날로그의 따뜻함과 정교함이 단연 돋보입니다. 사운드 스테이지 중앙에 선명하게 맺히는 칭쿠에티의 보컬 핑거프린트와 이를 부드럽게 감싸는 현악 세션의 울림은 고음질 음반 특유의 깊은 몰입감을 선사합니다. 1960~70년대 이탈리안 팝의 낭만과 지중해의 따스한 햇살을 간직한 이 음반은, 칸초네 애호가뿐만 아니라 아날로그 오디오의 정수를 경험하고자 하는 리스너 모두에게 시대를 초월한 소장 가치를 제공합니다.</w:t>
+        <w:t>1970년대 오디오파일 애호가와 정통 칸초네 팬들을 매료시키기 위해 고음질 마스터링 기술을 집약하여 특별 기획된 베스트 컴필레이션 앨범으로, 일본 킹 레코드(Seven Seas)의 정밀한 프레싱 기술과 어우러져 아시아 팝 음악 시장에 센세이션을 일으킨 수작입니다.</w:t>
+      </w:r>
+    </w:p>
+    <w:p>
+      <w:pPr>
+        <w:spacing w:line="324" w:lineRule="auto" w:after="80"/>
+      </w:pPr>
+      <w:r>
+        <w:rPr w:rFonts="맑은 고딕">
+          <w:rFonts w:ascii="맑은 고딕" w:hAnsi="맑은 고딕" w:eastAsia="맑은 고딕"/>
+          <w:b w:val="0"/>
+          <w:color w:val="6B7280"/>
+          <w:sz w:val="21"/>
+        </w:rPr>
+        <w:t xml:space="preserve">· </w:t>
+      </w:r>
+      <w:r>
+        <w:rPr w:rFonts="맑은 고딕">
+          <w:rFonts w:ascii="맑은 고딕" w:hAnsi="맑은 고딕" w:eastAsia="맑은 고딕"/>
+          <w:b/>
+          <w:color w:val="1F2937"/>
+          <w:sz w:val="21"/>
+        </w:rPr>
+        <w:t xml:space="preserve">LP 인기도(판매량): </w:t>
+      </w:r>
+      <w:r>
+        <w:rPr w:rFonts="맑은 고딕">
+          <w:rFonts w:ascii="맑은 고딕" w:hAnsi="맑은 고딕" w:eastAsia="맑은 고딕"/>
+          <w:b w:val="0"/>
+          <w:sz w:val="21"/>
+        </w:rPr>
+        <w:t>발매 당시 일본 및 아시아 전역, 그리고 유럽 시장에서 폭발적인 반응을 얻으며 오랜 기간 스테디셀러의 자리를 지켰으며, 국내에서도 수많은 음악 다방과 라디오 전파를 타며 칸초네 열풍을 주도한 베스트셀러 음반입니다.</w:t>
+      </w:r>
+    </w:p>
+    <w:p>
+      <w:pPr>
+        <w:spacing w:line="324" w:lineRule="auto" w:after="80"/>
+      </w:pPr>
+      <w:r>
+        <w:rPr w:rFonts="맑은 고딕">
+          <w:rFonts w:ascii="맑은 고딕" w:hAnsi="맑은 고딕" w:eastAsia="맑은 고딕"/>
+          <w:b w:val="0"/>
+          <w:color w:val="6B7280"/>
+          <w:sz w:val="21"/>
+        </w:rPr>
+        <w:t xml:space="preserve">· </w:t>
+      </w:r>
+      <w:r>
+        <w:rPr w:rFonts="맑은 고딕">
+          <w:rFonts w:ascii="맑은 고딕" w:hAnsi="맑은 고딕" w:eastAsia="맑은 고딕"/>
+          <w:b/>
+          <w:color w:val="1F2937"/>
+          <w:sz w:val="21"/>
+        </w:rPr>
+        <w:t xml:space="preserve">각종 수상경력: </w:t>
+      </w:r>
+      <w:r>
+        <w:rPr w:rFonts="맑은 고딕">
+          <w:rFonts w:ascii="맑은 고딕" w:hAnsi="맑은 고딕" w:eastAsia="맑은 고딕"/>
+          <w:b w:val="0"/>
+          <w:sz w:val="21"/>
+        </w:rPr>
+        <w:t>앨범의 핵심을 이루는 'Non ho l'età'로 1964년 산레모 가요제 우승 및 이탈리아인 최초 유로비전 송 콘테스트 그랑프리를 수상하였으며, 1966년 'Dio, come ti amo'로 다시금 산레모의 정점에 오르는 등 유럽 대중음악사의 최고 권위를 두루 석권한 불멸의 기록을 품고 있습니다.</w:t>
+      </w:r>
+    </w:p>
+    <w:p>
+      <w:pPr>
+        <w:spacing w:line="324" w:lineRule="auto" w:before="200" w:after="80"/>
+      </w:pPr>
+      <w:r>
+        <w:rPr w:rFonts="맑은 고딕">
+          <w:rFonts w:ascii="맑은 고딕" w:hAnsi="맑은 고딕" w:eastAsia="맑은 고딕"/>
+          <w:b/>
+          <w:color w:val="1E3A8A"/>
+          <w:sz w:val="24"/>
+        </w:rPr>
+        <w:t>2. 아티스트 정보</w:t>
+      </w:r>
+    </w:p>
+    <w:p>
+      <w:pPr>
+        <w:spacing w:line="324" w:lineRule="auto" w:after="80"/>
+      </w:pPr>
+      <w:r>
+        <w:rPr w:rFonts="맑은 고딕">
+          <w:rFonts w:ascii="맑은 고딕" w:hAnsi="맑은 고딕" w:eastAsia="맑은 고딕"/>
+          <w:b w:val="0"/>
+          <w:color w:val="6B7280"/>
+          <w:sz w:val="21"/>
+        </w:rPr>
+        <w:t xml:space="preserve">· </w:t>
+      </w:r>
+      <w:r>
+        <w:rPr w:rFonts="맑은 고딕">
+          <w:rFonts w:ascii="맑은 고딕" w:hAnsi="맑은 고딕" w:eastAsia="맑은 고딕"/>
+          <w:b/>
+          <w:color w:val="1F2937"/>
+          <w:sz w:val="21"/>
+        </w:rPr>
+        <w:t xml:space="preserve">국적: </w:t>
+      </w:r>
+      <w:r>
+        <w:rPr w:rFonts="맑은 고딕">
+          <w:rFonts w:ascii="맑은 고딕" w:hAnsi="맑은 고딕" w:eastAsia="맑은 고딕"/>
+          <w:b w:val="0"/>
+          <w:sz w:val="21"/>
+        </w:rPr>
+        <w:t>이탈리아 (Italy)</w:t>
+      </w:r>
+    </w:p>
+    <w:p>
+      <w:pPr>
+        <w:spacing w:line="324" w:lineRule="auto" w:after="80"/>
+      </w:pPr>
+      <w:r>
+        <w:rPr w:rFonts="맑은 고딕">
+          <w:rFonts w:ascii="맑은 고딕" w:hAnsi="맑은 고딕" w:eastAsia="맑은 고딕"/>
+          <w:b w:val="0"/>
+          <w:color w:val="6B7280"/>
+          <w:sz w:val="21"/>
+        </w:rPr>
+        <w:t xml:space="preserve">· </w:t>
+      </w:r>
+      <w:r>
+        <w:rPr w:rFonts="맑은 고딕">
+          <w:rFonts w:ascii="맑은 고딕" w:hAnsi="맑은 고딕" w:eastAsia="맑은 고딕"/>
+          <w:b/>
+          <w:color w:val="1F2937"/>
+          <w:sz w:val="21"/>
+        </w:rPr>
+        <w:t xml:space="preserve">생몰년도: </w:t>
+      </w:r>
+      <w:r>
+        <w:rPr w:rFonts="맑은 고딕">
+          <w:rFonts w:ascii="맑은 고딕" w:hAnsi="맑은 고딕" w:eastAsia="맑은 고딕"/>
+          <w:b w:val="0"/>
+          <w:sz w:val="21"/>
+        </w:rPr>
+        <w:t>1947년 12월 20일 ~ 현재</w:t>
+      </w:r>
+    </w:p>
+    <w:p>
+      <w:pPr>
+        <w:spacing w:line="324" w:lineRule="auto" w:after="80"/>
+      </w:pPr>
+      <w:r>
+        <w:rPr w:rFonts="맑은 고딕">
+          <w:rFonts w:ascii="맑은 고딕" w:hAnsi="맑은 고딕" w:eastAsia="맑은 고딕"/>
+          <w:b w:val="0"/>
+          <w:color w:val="6B7280"/>
+          <w:sz w:val="21"/>
+        </w:rPr>
+        <w:t xml:space="preserve">· </w:t>
+      </w:r>
+      <w:r>
+        <w:rPr w:rFonts="맑은 고딕">
+          <w:rFonts w:ascii="맑은 고딕" w:hAnsi="맑은 고딕" w:eastAsia="맑은 고딕"/>
+          <w:b/>
+          <w:color w:val="1F2937"/>
+          <w:sz w:val="21"/>
+        </w:rPr>
+        <w:t xml:space="preserve">그룹 소속: </w:t>
+      </w:r>
+      <w:r>
+        <w:rPr w:rFonts="맑은 고딕">
+          <w:rFonts w:ascii="맑은 고딕" w:hAnsi="맑은 고딕" w:eastAsia="맑은 고딕"/>
+          <w:b w:val="0"/>
+          <w:sz w:val="21"/>
+        </w:rPr>
+        <w:t>솔로 (Solo)</w:t>
+      </w:r>
+    </w:p>
+    <w:p>
+      <w:pPr>
+        <w:spacing w:line="324" w:lineRule="auto" w:after="80"/>
+      </w:pPr>
+      <w:r>
+        <w:rPr w:rFonts="맑은 고딕">
+          <w:rFonts w:ascii="맑은 고딕" w:hAnsi="맑은 고딕" w:eastAsia="맑은 고딕"/>
+          <w:b w:val="0"/>
+          <w:color w:val="6B7280"/>
+          <w:sz w:val="21"/>
+        </w:rPr>
+        <w:t xml:space="preserve">· </w:t>
+      </w:r>
+      <w:r>
+        <w:rPr w:rFonts="맑은 고딕">
+          <w:rFonts w:ascii="맑은 고딕" w:hAnsi="맑은 고딕" w:eastAsia="맑은 고딕"/>
+          <w:b/>
+          <w:color w:val="1F2937"/>
+          <w:sz w:val="21"/>
+        </w:rPr>
+        <w:t xml:space="preserve">아티스트 소개: </w:t>
+      </w:r>
+      <w:r>
+        <w:rPr w:rFonts="맑은 고딕">
+          <w:rFonts w:ascii="맑은 고딕" w:hAnsi="맑은 고딕" w:eastAsia="맑은 고딕"/>
+          <w:b w:val="0"/>
+          <w:sz w:val="21"/>
+        </w:rPr>
+        <w:t>16세의 나이에 맑고 순수한 미성으로 유럽 전역을 사로잡으며 '칸초네의 요정'으로 떠오른 질리올라 친퀘티는 고전적 기품과 서정적인 멜로디 감각을 결합하여 대중음악의 품격을 격상시킨 보컬리스트입니다. 그녀는 지중해의 정취를 담은 감미롭고 단정한 창법을 통해 영미 팝 중심의 세계 음악계에 유럽 정통 칸초네의 독보적인 예술성을 각인시켰습니다.</w:t>
+      </w:r>
+    </w:p>
+    <w:p>
+      <w:pPr>
+        <w:spacing w:line="324" w:lineRule="auto" w:before="200" w:after="80"/>
+      </w:pPr>
+      <w:r>
+        <w:rPr w:rFonts="맑은 고딕">
+          <w:rFonts w:ascii="맑은 고딕" w:hAnsi="맑은 고딕" w:eastAsia="맑은 고딕"/>
+          <w:b/>
+          <w:color w:val="1E3A8A"/>
+          <w:sz w:val="24"/>
+        </w:rPr>
+        <w:t>3. 음반 상세 분석</w:t>
+      </w:r>
+    </w:p>
+    <w:p>
+      <w:pPr>
+        <w:spacing w:line="324" w:lineRule="auto" w:after="80"/>
+      </w:pPr>
+      <w:r>
+        <w:rPr w:rFonts="맑은 고딕">
+          <w:rFonts w:ascii="맑은 고딕" w:hAnsi="맑은 고딕" w:eastAsia="맑은 고딕"/>
+          <w:b w:val="0"/>
+          <w:color w:val="6B7280"/>
+          <w:sz w:val="21"/>
+        </w:rPr>
+        <w:t xml:space="preserve">· </w:t>
+      </w:r>
+      <w:r>
+        <w:rPr w:rFonts="맑은 고딕">
+          <w:rFonts w:ascii="맑은 고딕" w:hAnsi="맑은 고딕" w:eastAsia="맑은 고딕"/>
+          <w:b/>
+          <w:color w:val="1F2937"/>
+          <w:sz w:val="21"/>
+        </w:rPr>
+        <w:t xml:space="preserve">역사적 위치: </w:t>
+      </w:r>
+      <w:r>
+        <w:rPr w:rFonts="맑은 고딕">
+          <w:rFonts w:ascii="맑은 고딕" w:hAnsi="맑은 고딕" w:eastAsia="맑은 고딕"/>
+          <w:b w:val="0"/>
+          <w:sz w:val="21"/>
+        </w:rPr>
+        <w:t>단순한 히트곡의 나열을 넘어 칸초네가 전 세계인의 감성을 사로잡았던 르네상스적 전성기를 집대성한 기록화(記錄畫)와 같은 작품입니다. 'Superdisc'라는 명성에 걸맞게 탁월한 다이내믹 레인지와 정교한 대역 밸런스를 구현하여 친퀘티의 보컬 텍스처를 가장 완벽에 가깝게 담아낸 오디오파일적 완성도를 지닙니다.</w:t>
+      </w:r>
+    </w:p>
+    <w:p>
+      <w:pPr>
+        <w:spacing w:line="324" w:lineRule="auto" w:after="80"/>
+      </w:pPr>
+      <w:r>
+        <w:rPr w:rFonts="맑은 고딕">
+          <w:rFonts w:ascii="맑은 고딕" w:hAnsi="맑은 고딕" w:eastAsia="맑은 고딕"/>
+          <w:b w:val="0"/>
+          <w:color w:val="6B7280"/>
+          <w:sz w:val="21"/>
+        </w:rPr>
+        <w:t xml:space="preserve">· </w:t>
+      </w:r>
+      <w:r>
+        <w:rPr w:rFonts="맑은 고딕">
+          <w:rFonts w:ascii="맑은 고딕" w:hAnsi="맑은 고딕" w:eastAsia="맑은 고딕"/>
+          <w:b/>
+          <w:color w:val="1F2937"/>
+          <w:sz w:val="21"/>
+        </w:rPr>
+        <w:t xml:space="preserve">시대의 흔적(스토리텔링): </w:t>
+      </w:r>
+      <w:r>
+        <w:rPr w:rFonts="맑은 고딕">
+          <w:rFonts w:ascii="맑은 고딕" w:hAnsi="맑은 고딕" w:eastAsia="맑은 고딕"/>
+          <w:b w:val="0"/>
+          <w:sz w:val="21"/>
+        </w:rPr>
+        <w:t>1960~70년대 라디오의 지직거리는 주파수 너머로 흘러나오던 그녀의 목소리는 당시 서구의 세련된 낭만을 동경하던 청춘들에게 순수한 위로와 설렘의 창문이 되어 주었습니다. 단조로운 일상 속에서도 그녀의 노래가 울려 퍼질 때면 가슴속에 지중해의 푸른 바다와 비 내리는 이국적인 거리가 펼쳐지곤 했던, 한 시대 청년문화의 낭만적 초상이 깊게 배어 있습니다.</w:t>
+      </w:r>
+    </w:p>
+    <w:p>
+      <w:pPr>
+        <w:spacing w:line="324" w:lineRule="auto" w:before="200" w:after="80"/>
+      </w:pPr>
+      <w:r>
+        <w:rPr w:rFonts="맑은 고딕">
+          <w:rFonts w:ascii="맑은 고딕" w:hAnsi="맑은 고딕" w:eastAsia="맑은 고딕"/>
+          <w:b/>
+          <w:color w:val="1E3A8A"/>
+          <w:sz w:val="24"/>
+        </w:rPr>
+        <w:t>4. 주요 수록곡 및 감상 제언</w:t>
+      </w:r>
+    </w:p>
+    <w:p>
+      <w:pPr>
+        <w:spacing w:line="324" w:lineRule="auto" w:after="80"/>
+      </w:pPr>
+      <w:r>
+        <w:rPr w:rFonts="맑은 고딕">
+          <w:rFonts w:ascii="맑은 고딕" w:hAnsi="맑은 고딕" w:eastAsia="맑은 고딕"/>
+          <w:b w:val="0"/>
+          <w:color w:val="6B7280"/>
+          <w:sz w:val="21"/>
+        </w:rPr>
+        <w:t xml:space="preserve">· </w:t>
+      </w:r>
+      <w:r>
+        <w:rPr w:rFonts="맑은 고딕">
+          <w:rFonts w:ascii="맑은 고딕" w:hAnsi="맑은 고딕" w:eastAsia="맑은 고딕"/>
+          <w:b/>
+          <w:color w:val="1F2937"/>
+          <w:sz w:val="21"/>
+        </w:rPr>
+        <w:t xml:space="preserve">주요 수록곡 특징: </w:t>
+      </w:r>
+      <w:r>
+        <w:rPr w:rFonts="맑은 고딕">
+          <w:rFonts w:ascii="맑은 고딕" w:hAnsi="맑은 고딕" w:eastAsia="맑은 고딕"/>
+          <w:b w:val="0"/>
+          <w:sz w:val="21"/>
+        </w:rPr>
+        <w:t>소녀의 수줍은 고백을 절제된 아름다움으로 노래한 세기의 명곡 'Non ho l'età(나이도 어린데)', 경쾌한 리듬 속에 애틋한 그리움을 담아낸 'La pioggia(비)', 오케스트라의 웅장한 선율과 드라마틱한 가창이 돋보이는 'Dio, come ti amo(신이여 당신을 사랑합니다)' 등 수록곡 전반에 걸쳐 유려한 현악 편곡과 수정처럼 맑은 보컬이 환상적인 서정을 빚어냅니다.</w:t>
+      </w:r>
+    </w:p>
+    <w:p>
+      <w:pPr>
+        <w:spacing w:line="324" w:lineRule="auto" w:after="80"/>
+      </w:pPr>
+      <w:r>
+        <w:rPr w:rFonts="맑은 고딕">
+          <w:rFonts w:ascii="맑은 고딕" w:hAnsi="맑은 고딕" w:eastAsia="맑은 고딕"/>
+          <w:b w:val="0"/>
+          <w:color w:val="6B7280"/>
+          <w:sz w:val="21"/>
+        </w:rPr>
+        <w:t xml:space="preserve">· </w:t>
+      </w:r>
+      <w:r>
+        <w:rPr w:rFonts="맑은 고딕">
+          <w:rFonts w:ascii="맑은 고딕" w:hAnsi="맑은 고딕" w:eastAsia="맑은 고딕"/>
+          <w:b/>
+          <w:color w:val="1F2937"/>
+          <w:sz w:val="21"/>
+        </w:rPr>
+        <w:t xml:space="preserve">빈티지 감상 제언: </w:t>
+      </w:r>
+      <w:r>
+        <w:rPr w:rFonts="맑은 고딕">
+          <w:rFonts w:ascii="맑은 고딕" w:hAnsi="맑은 고딕" w:eastAsia="맑은 고딕"/>
+          <w:b w:val="0"/>
+          <w:sz w:val="21"/>
+        </w:rPr>
+        <w:t>진공관 앰프의 부드럽고 따뜻한 배음과 MM 카트리지 특유의 풍성한 질감이 어우러질 때 이 음반의 매력은 극대화됩니다. 턴테이블 바늘이 소리골을 스치며 피어오르는 보컬의 입체감과 어쿠스틱 악기들의 자연스러운 잔향은 디지털 음원에서는 결코 느낄 수 없는 깊은 공간감과 아날로그의 정취를 안겨줍니다.</w:t>
+      </w:r>
+    </w:p>
+    <w:p>
+      <w:pPr>
+        <w:spacing w:line="324" w:lineRule="auto" w:after="80"/>
+      </w:pPr>
+      <w:r>
+        <w:rPr w:rFonts="맑은 고딕">
+          <w:rFonts w:ascii="맑은 고딕" w:hAnsi="맑은 고딕" w:eastAsia="맑은 고딕"/>
+          <w:b w:val="0"/>
+          <w:color w:val="6B7280"/>
+          <w:sz w:val="21"/>
+        </w:rPr>
+        <w:t xml:space="preserve">· </w:t>
+      </w:r>
+      <w:r>
+        <w:rPr w:rFonts="맑은 고딕">
+          <w:rFonts w:ascii="맑은 고딕" w:hAnsi="맑은 고딕" w:eastAsia="맑은 고딕"/>
+          <w:b/>
+          <w:color w:val="1F2937"/>
+          <w:sz w:val="21"/>
+        </w:rPr>
+        <w:t xml:space="preserve">소장 가치: </w:t>
+      </w:r>
+      <w:r>
+        <w:rPr w:rFonts="맑은 고딕">
+          <w:rFonts w:ascii="맑은 고딕" w:hAnsi="맑은 고딕" w:eastAsia="맑은 고딕"/>
+          <w:b w:val="0"/>
+          <w:sz w:val="21"/>
+        </w:rPr>
+        <w:t>칸초네 역사상 가장 순결하고 눈부셨던 아티스트의 정수를 최상의 음질과 프레싱으로 소장할 수 있는 음반으로, 품격 있는 정통 팝과 아날로그 사운드를 추구하는 컬렉터라면 필히 소장해야 할 클래식한 명반입니다.</w:t>
+      </w:r>
+    </w:p>
+    <w:p>
+      <w:pPr>
+        <w:spacing w:line="324" w:lineRule="auto" w:after="120" w:before="160"/>
+      </w:pPr>
+      <w:r>
+        <w:rPr w:rFonts="맑은 고딕">
+          <w:rFonts w:ascii="맑은 고딕" w:hAnsi="맑은 고딕" w:eastAsia="맑은 고딕"/>
+          <w:b/>
+          <w:color w:val="4338CA"/>
+          <w:sz w:val="21"/>
+        </w:rPr>
+        <w:t>이 음반을 통해 지중해의 순백한 바람과 질리올라 친퀘티의 청아한 목소리가 전해주는 감동을 다시 한번 경험해 보시는 것은 어떨까요?</w:t>
       </w:r>
     </w:p>
     <w:sectPr>
       <w:pgSz w:w="12240" w:h="15840"/>
-      <w:pgMar w:top="1440" w:right="1440" w:bottom="1440" w:left="1440" w:header="720" w:footer="720" w:gutter="0"/>
+      <w:pgMar w:top="1152" w:right="1296" w:bottom="1152" w:left="1296" w:header="720" w:footer="720" w:gutter="0"/>
       <w:cols w:space="720"/>
       <w:docGrid w:linePitch="360"/>
     </w:sectPr>

--- a/word_reports/LP_0158_위치_177_Gigliola Cinquetti_Gold S.docx
+++ b/word_reports/LP_0158_위치_177_Gigliola Cinquetti_Gold S.docx
@@ -32,7 +32,7 @@
     </w:p>
     <w:p>
       <w:pPr>
-        <w:spacing w:line="324" w:lineRule="auto" w:before="80" w:after="160"/>
+        <w:spacing w:line="324" w:lineRule="auto" w:before="80" w:after="120"/>
       </w:pPr>
       <w:r>
         <w:rPr w:rFonts="맑은 고딕">
@@ -42,13 +42,6 @@
           <w:sz w:val="22"/>
         </w:rPr>
         <w:t xml:space="preserve">[음반 소개] </w:t>
-      </w:r>
-      <w:r>
-        <w:rPr w:rFonts="맑은 고딕">
-          <w:rFonts w:ascii="맑은 고딕" w:hAnsi="맑은 고딕" w:eastAsia="맑은 고딕"/>
-          <w:b w:val="0"/>
-          <w:sz w:val="21"/>
-        </w:rPr>
       </w:r>
     </w:p>
     <w:p>
@@ -61,7 +54,46 @@
           <w:b w:val="0"/>
           <w:sz w:val="21"/>
         </w:rPr>
-        <w:t>질리올라 친퀘티의 청아하고 투명한 음색은 1960~70년대 지중해의 눈부신 햇살과 낭만을 오롯이 머금은 이탈리안 칸초네의 황금기를 상징하는 영원한 표상입니다. 본 작 『Gold Superdisc』는 열여섯 소녀의 순백의 서정에서 시작하여 원숙한 디바로 거듭나기까지 그녀의 가장 빛나는 순간들을 고순도 아날로그 사운드로 포착해 낸 명음반입니다. 세월의 풍화를 견뎌낸 그녀의 청명한 울림은 여전히 회전하는 바이닐 위에서 아련한 노스탤지어와 순수한 예술적 감동을 품격 있게 길어 올립니다.</w:t>
+        <w:t>1960년대와 70년대, 전 세계 대중음악계의 이목이 지중해의 푸른 물결과 낭만적인 멜로디로 가득했던 이탈리아 산레모(Sanremo)로 향하던 시절이 있었습니다. 그 찬란했던 칸초네(Canzone)의 황금기 한가운데에서, 티 없이 맑고 청아한 목소리로 전 세계인의 마음을 단숨에 사로잡은 가수가 바로 질리올라 친퀘티였습니다. 본 작 『Gold Superdisc』는 열여섯의 나이로 전 유럽을 뒤흔들며 혜성처럼 등장했던 그녀의 찬란한 전성기 명곡들을 엄선하여 당대 최고의 아날로그 프레싱 기술력으로 정교하게 담아낸 기념비적인 마스터피스입니다.</w:t>
+      </w:r>
+    </w:p>
+    <w:p>
+      <w:pPr>
+        <w:spacing w:line="324" w:lineRule="auto" w:after="120"/>
+      </w:pPr>
+      <w:r>
+        <w:rPr w:rFonts="맑은 고딕">
+          <w:rFonts w:ascii="맑은 고딕" w:hAnsi="맑은 고딕" w:eastAsia="맑은 고딕"/>
+          <w:b w:val="0"/>
+          <w:sz w:val="21"/>
+        </w:rPr>
+        <w:t>이 앨범은 단순한 히트곡의 나열을 넘어, 20세기 유럽 팝 음악사에서 칸초네가 지녔던 예술적 정점과 문학적 서정성을 입체적으로 조명합니다. 1964년 산레모 가요제와 유로비전 송 콘테스트를 동시에 석권하며 불멸의 신화가 된 ‘Non ho l'età(나이도 어린데)’의 순결한 독백부터, 경쾌하고 생동감 넘치는 리듬 속에 아련한 정감을 녹여낸 ‘La pioggia(비)’, 그리고 성숙한 여인의 드라마틱한 서사를 노래하는 ‘Dio, come ti amo(신이여, 당신을 얼마나 사랑하는지)’에 이르기까지, 음반의 한 면 한 면은 한 편의 수채화처럼 유려한 악장을 펼쳐 보입니다.</w:t>
+      </w:r>
+    </w:p>
+    <w:p>
+      <w:pPr>
+        <w:spacing w:line="324" w:lineRule="auto" w:after="120"/>
+      </w:pPr>
+      <w:r>
+        <w:rPr w:rFonts="맑은 고딕">
+          <w:rFonts w:ascii="맑은 고딕" w:hAnsi="맑은 고딕" w:eastAsia="맑은 고딕"/>
+          <w:b w:val="0"/>
+          <w:sz w:val="21"/>
+        </w:rPr>
+        <w:t>질리올라 친퀘티가 전하고자 했던 예술적 본질은 기교에 기대지 않는 감정의 순수성과 벨칸토 전통에 뿌리를 둔 멜로디의 품격이었습니다. 그녀의 절제되면서도 가슴 깊은 곳을 울리는 가창은 급변하는 현대 문명 속에서 메말라가던 대중의 영혼에 따스한 위로와 지중해의 서정적 온기를 불어넣었습니다. 세월이 흘러 디지털 음원이 범람하는 오늘날에도, 본 음반에 아로새겨진 그녀의 목소리가 여전히 청자의 심금을 울리는 까닭은 그 순수한 정념이 인간 본연의 가장 맑은 감성을 건드리기 때문일 것입니다.</w:t>
+      </w:r>
+    </w:p>
+    <w:p>
+      <w:pPr>
+        <w:spacing w:line="324" w:lineRule="auto" w:after="120"/>
+      </w:pPr>
+      <w:r>
+        <w:rPr w:rFonts="맑은 고딕">
+          <w:rFonts w:ascii="맑은 고딕" w:hAnsi="맑은 고딕" w:eastAsia="맑은 고딕"/>
+          <w:b w:val="0"/>
+          <w:sz w:val="21"/>
+        </w:rPr>
+        <w:t>『Gold Superdisc』는 아날로그 음향 미학이 최정점에 달했던 시기에 오디오파일급 사양으로 기획된 명반으로, 반세기가 지난 지금도 그 음의 결 하나하나가 갓 피어난 백합꽃처럼 투명하게 빛납니다. 이 음반은 칸초네의 위대한 유산을 가장 기품 있는 형태로 마주할 수 있는 독보적인 예술적 기록물입니다.</w:t>
       </w:r>
     </w:p>
     <w:p>
@@ -168,7 +200,7 @@
           <w:b w:val="0"/>
           <w:sz w:val="21"/>
         </w:rPr>
-        <w:t>1970년대 오디오파일 애호가와 정통 칸초네 팬들을 매료시키기 위해 고음질 마스터링 기술을 집약하여 특별 기획된 베스트 컴필레이션 앨범으로, 일본 킹 레코드(Seven Seas)의 정밀한 프레싱 기술과 어우러져 아시아 팝 음악 시장에 센세이션을 일으킨 수작입니다.</w:t>
+        <w:t>1970년대 아날로그 오디오의 전성기에 킹 레코드(Seven Seas)를 비롯한 최고 수준의 마스터링 기술을 투입하여 제작된 고품격 오디오파일급 베스트 컴필레이션 음반입니다.</w:t>
       </w:r>
     </w:p>
     <w:p>
@@ -199,7 +231,7 @@
           <w:b w:val="0"/>
           <w:sz w:val="21"/>
         </w:rPr>
-        <w:t>발매 당시 일본 및 아시아 전역, 그리고 유럽 시장에서 폭발적인 반응을 얻으며 오랜 기간 스테디셀러의 자리를 지켰으며, 국내에서도 수많은 음악 다방과 라디오 전파를 타며 칸초네 열풍을 주도한 베스트셀러 음반입니다.</w:t>
+        <w:t>일본 및 아시아, 유럽 시장에서 발매와 동시에 폭발적인 사랑을 받으며 장기간 스테디셀러를 기록하였고, 칸초네 애호가와 LP 컬렉터들 사이에서 필청반으로 확고히 자리매김했습니다.</w:t>
       </w:r>
     </w:p>
     <w:p>
@@ -230,7 +262,7 @@
           <w:b w:val="0"/>
           <w:sz w:val="21"/>
         </w:rPr>
-        <w:t>앨범의 핵심을 이루는 'Non ho l'età'로 1964년 산레모 가요제 우승 및 이탈리아인 최초 유로비전 송 콘테스트 그랑프리를 수상하였으며, 1966년 'Dio, come ti amo'로 다시금 산레모의 정점에 오르는 등 유럽 대중음악사의 최고 권위를 두루 석권한 불멸의 기록을 품고 있습니다.</w:t>
+        <w:t>1964년 산레모 가요제 우승 및 유로비전 송 콘테스트 최연소·비영어권 최초 그랑프리 수상작, 1966년 산레모 가요제 우승작 등 세계적인 권위의 가요제를 석권한 명곡들이 총망라되어 있습니다.</w:t>
       </w:r>
     </w:p>
     <w:p>
@@ -368,7 +400,7 @@
           <w:b w:val="0"/>
           <w:sz w:val="21"/>
         </w:rPr>
-        <w:t>16세의 나이에 맑고 순수한 미성으로 유럽 전역을 사로잡으며 '칸초네의 요정'으로 떠오른 질리올라 친퀘티는 고전적 기품과 서정적인 멜로디 감각을 결합하여 대중음악의 품격을 격상시킨 보컬리스트입니다. 그녀는 지중해의 정취를 담은 감미롭고 단정한 창법을 통해 영미 팝 중심의 세계 음악계에 유럽 정통 칸초네의 독보적인 예술성을 각인시켰습니다.</w:t>
+        <w:t>16세의 나이에 맑고 순결한 목소리로 세계를 매료시키며 칸초네의 르네상스를 견인한 이탈리아의 전설적인 디바입니다. 전통적인 이탈리아 벨칸토의 우아함과 현대적인 팝 멜로디를 완벽하게 결합하여 20세기 유러피언 팝 음악사에 불멸의 족적을 남겼습니다.</w:t>
       </w:r>
     </w:p>
     <w:p>
@@ -413,7 +445,7 @@
           <w:b w:val="0"/>
           <w:sz w:val="21"/>
         </w:rPr>
-        <w:t>단순한 히트곡의 나열을 넘어 칸초네가 전 세계인의 감성을 사로잡았던 르네상스적 전성기를 집대성한 기록화(記錄畫)와 같은 작품입니다. 'Superdisc'라는 명성에 걸맞게 탁월한 다이내믹 레인지와 정교한 대역 밸런스를 구현하여 친퀘티의 보컬 텍스처를 가장 완벽에 가깝게 담아낸 오디오파일적 완성도를 지닙니다.</w:t>
+        <w:t>영미권 팝 음악이 세계를 지배하기 시작하던 격변의 시기에, 칸초네 고유의 문학적 감수성과 지중해적 서정을 세계 대중음악의 중심에 우뚝 세운 역사적 정전(Canon)의 위치를 점하고 있습니다.</w:t>
       </w:r>
     </w:p>
     <w:p>
@@ -444,7 +476,7 @@
           <w:b w:val="0"/>
           <w:sz w:val="21"/>
         </w:rPr>
-        <w:t>1960~70년대 라디오의 지직거리는 주파수 너머로 흘러나오던 그녀의 목소리는 당시 서구의 세련된 낭만을 동경하던 청춘들에게 순수한 위로와 설렘의 창문이 되어 주었습니다. 단조로운 일상 속에서도 그녀의 노래가 울려 퍼질 때면 가슴속에 지중해의 푸른 바다와 비 내리는 이국적인 거리가 펼쳐지곤 했던, 한 시대 청년문화의 낭만적 초상이 깊게 배어 있습니다.</w:t>
+        <w:t>1960~70년대 다방의 전축과 밤늦은 심야 라디오 방송에서 흘러나오던 그녀의 목소리는, 당시 낭만을 꿈꾸던 청춘들에게 첫사랑의 순수함과 서구적 노스탤지어를 동시에 안겨주었던 시대의 가장 아름다운 배경음악이었습니다.</w:t>
       </w:r>
     </w:p>
     <w:p>
@@ -489,7 +521,7 @@
           <w:b w:val="0"/>
           <w:sz w:val="21"/>
         </w:rPr>
-        <w:t>소녀의 수줍은 고백을 절제된 아름다움으로 노래한 세기의 명곡 'Non ho l'età(나이도 어린데)', 경쾌한 리듬 속에 애틋한 그리움을 담아낸 'La pioggia(비)', 오케스트라의 웅장한 선율과 드라마틱한 가창이 돋보이는 'Dio, come ti amo(신이여 당신을 사랑합니다)' 등 수록곡 전반에 걸쳐 유려한 현악 편곡과 수정처럼 맑은 보컬이 환상적인 서정을 빚어냅니다.</w:t>
+        <w:t>절제된 소녀의 설렘을 청아한 미성으로 노래한 대표작 ‘Non ho l'età’, 쏟아지는 빗줄기처럼 경쾌하고 산뜻한 멜로디가 일품인 ‘La pioggia’, 오케스트라의 장엄한 서정과 드라마틱한 가창이 폭발하는 ‘Dio, come ti amo’ 등 시대를 관통한 명곡들이 완벽한 호흡으로 배치되어 있습니다.</w:t>
       </w:r>
     </w:p>
     <w:p>
@@ -520,7 +552,7 @@
           <w:b w:val="0"/>
           <w:sz w:val="21"/>
         </w:rPr>
-        <w:t>진공관 앰프의 부드럽고 따뜻한 배음과 MM 카트리지 특유의 풍성한 질감이 어우러질 때 이 음반의 매력은 극대화됩니다. 턴테이블 바늘이 소리골을 스치며 피어오르는 보컬의 입체감과 어쿠스틱 악기들의 자연스러운 잔향은 디지털 음원에서는 결코 느낄 수 없는 깊은 공간감과 아날로그의 정취를 안겨줍니다.</w:t>
+        <w:t>질리올라 친퀘티 특유의 투명한 고음과 스트링 오케스트라의 유려한 질감은 진공관 앰프의 따뜻한 배음과 만났을 때 그 서정성이 배가됩니다. 바늘이 소리골을 스치는 순간 피어오르는 지중해의 공기와 입체적인 무대감을 조용히 음미해 보시길 권합니다.</w:t>
       </w:r>
     </w:p>
     <w:p>
@@ -551,7 +583,7 @@
           <w:b w:val="0"/>
           <w:sz w:val="21"/>
         </w:rPr>
-        <w:t>칸초네 역사상 가장 순결하고 눈부셨던 아티스트의 정수를 최상의 음질과 프레싱으로 소장할 수 있는 음반으로, 품격 있는 정통 팝과 아날로그 사운드를 추구하는 컬렉터라면 필히 소장해야 할 클래식한 명반입니다.</w:t>
+        <w:t>뛰어난 음질의 마스터링과 호화로운 사운드 밸런스를 자랑하는 'Gold Superdisc' 시리즈의 명작으로, 칸초네 황금기의 정수를 한 장의 LP로 온전히 소유할 수 있는 프리미엄 컬렉터스 아이템입니다.</w:t>
       </w:r>
     </w:p>
     <w:p>
@@ -565,7 +597,7 @@
           <w:color w:val="4338CA"/>
           <w:sz w:val="21"/>
         </w:rPr>
-        <w:t>이 음반을 통해 지중해의 순백한 바람과 질리올라 친퀘티의 청아한 목소리가 전해주는 감동을 다시 한번 경험해 보시는 것은 어떨까요?</w:t>
+        <w:t>이 음반을 통해 아날로그의 따스한 숨결 속에서 피어나는 질리올라 친퀘티의 영원한 낭만이 전해주는 감동을 다시 한번 경험해 보시는 것은 어떨까요?</w:t>
       </w:r>
     </w:p>
     <w:sectPr>
